--- a/public/materiais/modelo-de-impugnacao-de-edital.docx
+++ b/public/materiais/modelo-de-impugnacao-de-edital.docx
@@ -41,7 +41,7 @@
           <w:color w:val="555F6D"/>
           <w:sz w:val="20"/>
         </w:rPr>
-        <w:t>Antes de usar: este modelo organiza o pedido, mas não é parecer jurídico e não substitui a análise de um advogado. O edital prevalece: confira nele o meio de protocolo (sistema, e-mail ou outro) e a data-limite. Apague este aviso e os textos entre colchetes antes de enviar.</w:t>
+        <w:t>Antes de usar (apague este quadro antes de enviar): este modelo organiza o pedido, mas não é parecer jurídico e não substitui a análise de um advogado. O edital prevalece. Confira nele o meio de protocolo (sistema, e-mail ou outro), o horário-limite e se ele pede documento de representação junto com a impugnação. Guarde o comprovante de envio com data e hora e acompanhe a resposta e uma eventual republicação. Apague também todos os textos entre colchetes.</w:t>
       </w:r>
     </w:p>
     <w:p>
@@ -339,7 +339,7 @@
     </w:p>
     <w:p>
       <w:pPr>
-        <w:spacing w:after="360"/>
+        <w:spacing w:after="0"/>
       </w:pPr>
       <w:r>
         <w:rPr>
@@ -347,75 +347,6 @@
           <w:i w:val="0"/>
         </w:rPr>
         <w:t>[Cargo] · [Razão social] · CNPJ [   ]</w:t>
-      </w:r>
-    </w:p>
-    <w:p>
-      <w:pPr>
-        <w:spacing w:after="120"/>
-      </w:pPr>
-      <w:r>
-        <w:rPr>
-          <w:b/>
-          <w:i w:val="0"/>
-          <w:sz w:val="20"/>
-        </w:rPr>
-        <w:t>Antes de enviar</w:t>
-      </w:r>
-    </w:p>
-    <w:p>
-      <w:pPr>
-        <w:spacing w:after="40"/>
-      </w:pPr>
-      <w:r>
-        <w:rPr>
-          <w:b w:val="0"/>
-          <w:i w:val="0"/>
-          <w:color w:val="555F6D"/>
-          <w:sz w:val="20"/>
-        </w:rPr>
-        <w:t>• Confirme no edital o meio de protocolo e o horário-limite.</w:t>
-      </w:r>
-    </w:p>
-    <w:p>
-      <w:pPr>
-        <w:spacing w:after="40"/>
-      </w:pPr>
-      <w:r>
-        <w:rPr>
-          <w:b w:val="0"/>
-          <w:i w:val="0"/>
-          <w:color w:val="555F6D"/>
-          <w:sz w:val="20"/>
-        </w:rPr>
-        <w:t>• Guarde o comprovante de envio com data e hora.</w:t>
-      </w:r>
-    </w:p>
-    <w:p>
-      <w:pPr>
-        <w:spacing w:after="40"/>
-      </w:pPr>
-      <w:r>
-        <w:rPr>
-          <w:b w:val="0"/>
-          <w:i w:val="0"/>
-          <w:color w:val="555F6D"/>
-          <w:sz w:val="20"/>
-        </w:rPr>
-        <w:t>• Acompanhe a resposta e uma eventual republicação do edital.</w:t>
-      </w:r>
-    </w:p>
-    <w:p>
-      <w:pPr>
-        <w:spacing w:after="0" w:before="280"/>
-      </w:pPr>
-      <w:r>
-        <w:rPr>
-          <w:b w:val="0"/>
-          <w:i w:val="0"/>
-          <w:color w:val="555F6D"/>
-          <w:sz w:val="18"/>
-        </w:rPr>
-        <w:t>Modelo gratuito do Licitante Vencedor · licitantevencedor.com.br/blog/prazo-para-impugnar-edital-de-licitacao/</w:t>
       </w:r>
     </w:p>
     <w:sectPr>
